--- a/apps/api/templates/kol-holem-acoustic-source.docx
+++ b/apps/api/templates/kol-holem-acoustic-source.docx
@@ -2586,6 +2586,7 @@
         <w:tblpPr w:leftFromText="180" w:rightFromText="180" w:vertAnchor="text" w:horzAnchor="page" w:tblpX="1453" w:tblpY="199"/>
         <w:bidiVisual/>
         <w:tblW w:w="0" w:type="auto"/>
+        <w:jc w:val="right"/>
         <w:tblBorders>
           <w:top w:val="single" w:sz="4" w:space="0" w:color="auto"/>
           <w:left w:val="single" w:sz="4" w:space="0" w:color="auto"/>
@@ -2597,13 +2598,13 @@
         <w:tblLook w:val="04A0" w:firstRow="1" w:lastRow="0" w:firstColumn="1" w:lastColumn="0" w:noHBand="0" w:noVBand="1"/>
       </w:tblPr>
       <w:tblGrid>
-        <w:gridCol w:w="1764"/>
+        <w:gridCol w:w="8065"/>
         <w:gridCol w:w="1764"/>
       </w:tblGrid>
       <w:tr>
         <w:tc>
           <w:tcPr>
-            <w:tcW w:w="1764" w:type="dxa"/>
+            <w:tcW w:w="8065" w:type="dxa"/>
             <w:shd w:val="clear" w:color="auto" w:fill="auto"/>
           </w:tcPr>
           <w:p>
@@ -2665,7 +2666,7 @@
       <w:tr>
         <w:tc>
           <w:tcPr>
-            <w:tcW w:w="1764" w:type="dxa"/>
+            <w:tcW w:w="8065" w:type="dxa"/>
             <w:shd w:val="clear" w:color="auto" w:fill="auto"/>
           </w:tcPr>
           <w:p>
@@ -2716,7 +2717,7 @@
       <w:tr>
         <w:tc>
           <w:tcPr>
-            <w:tcW w:w="1764" w:type="dxa"/>
+            <w:tcW w:w="8065" w:type="dxa"/>
             <w:shd w:val="clear" w:color="auto" w:fill="auto"/>
           </w:tcPr>
           <w:p>
@@ -2789,7 +2790,7 @@
       <w:tr>
         <w:tc>
           <w:tcPr>
-            <w:tcW w:w="1764" w:type="dxa"/>
+            <w:tcW w:w="8065" w:type="dxa"/>
             <w:shd w:val="clear" w:color="auto" w:fill="auto"/>
           </w:tcPr>
           <w:p>

--- a/apps/api/templates/kol-holem-acoustic-source.docx
+++ b/apps/api/templates/kol-holem-acoustic-source.docx
@@ -3223,231 +3223,6 @@
     </w:p>
     <w:p>
       <w:pPr>
-        <w:jc w:val="center"/>
-        <w:rPr>
-          <w:rFonts w:cs="David" w:hint="cs"/>
-          <w:sz w:val="28"/>
-          <w:szCs w:val="28"/>
-          <w:rtl/>
-        </w:rPr>
-      </w:pPr>
-      <w:r>
-        <w:rPr>
-          <w:rFonts w:cs="David" w:hint="cs"/>
-          <w:sz w:val="28"/>
-          <w:szCs w:val="28"/>
-          <w:rtl/>
-        </w:rPr>
-        <w:t>הנני</w:t>
-      </w:r>
-      <w:r>
-        <w:rPr>
-          <w:rFonts w:cs="David" w:hint="cs"/>
-          <w:sz w:val="28"/>
-          <w:szCs w:val="28"/>
-          <w:rtl/>
-        </w:rPr>
-        <w:t xml:space="preserve"> </w:t>
-      </w:r>
-      <w:r>
-        <w:rPr>
-          <w:rFonts w:cs="David" w:hint="cs"/>
-          <w:sz w:val="28"/>
-          <w:szCs w:val="28"/>
-          <w:rtl/>
-        </w:rPr>
-        <w:t>מאשר את ההצעה על כל סעיפיה.</w:t>
-      </w:r>
-    </w:p>
-    <w:p>
-      <w:pPr>
-        <w:jc w:val="both"/>
-        <w:rPr>
-          <w:rFonts w:cs="David" w:hint="cs"/>
-          <w:b/>
-          <w:bCs/>
-          <w:u w:val="single"/>
-          <w:rtl/>
-        </w:rPr>
-      </w:pPr>
-    </w:p>
-    <w:tbl>
-      <w:tblPr>
-        <w:bidiVisual/>
-        <w:tblW w:w="0" w:type="auto"/>
-        <w:tblInd w:w="360" w:type="dxa"/>
-        <w:tblBorders>
-          <w:top w:val="single" w:sz="4" w:space="0" w:color="auto"/>
-          <w:left w:val="single" w:sz="4" w:space="0" w:color="auto"/>
-          <w:bottom w:val="single" w:sz="4" w:space="0" w:color="auto"/>
-          <w:right w:val="single" w:sz="4" w:space="0" w:color="auto"/>
-          <w:insideH w:val="single" w:sz="4" w:space="0" w:color="auto"/>
-          <w:insideV w:val="single" w:sz="4" w:space="0" w:color="auto"/>
-        </w:tblBorders>
-        <w:tblLook w:val="04A0" w:firstRow="1" w:lastRow="0" w:firstColumn="1" w:lastColumn="0" w:noHBand="0" w:noVBand="1"/>
-      </w:tblPr>
-      <w:tblGrid>
-        <w:gridCol w:w="3441"/>
-        <w:gridCol w:w="3441"/>
-        <w:gridCol w:w="3440"/>
-      </w:tblGrid>
-      <w:tr>
-        <w:tc>
-          <w:tcPr>
-            <w:tcW w:w="3560" w:type="dxa"/>
-            <w:shd w:val="clear" w:color="auto" w:fill="auto"/>
-            <w:vAlign w:val="center"/>
-          </w:tcPr>
-          <w:p>
-            <w:pPr>
-              <w:jc w:val="center"/>
-              <w:rPr>
-                <w:rFonts w:cs="David" w:hint="cs"/>
-                <w:b/>
-                <w:bCs/>
-                <w:sz w:val="40"/>
-                <w:szCs w:val="40"/>
-                <w:rtl/>
-              </w:rPr>
-            </w:pPr>
-            <w:r>
-              <w:rPr>
-                <w:rFonts w:cs="David" w:hint="cs"/>
-                <w:b/>
-                <w:bCs/>
-                <w:sz w:val="40"/>
-                <w:szCs w:val="40"/>
-                <w:rtl/>
-              </w:rPr>
-              <w:t>שם מלא של מאשר ההצעה</w:t>
-            </w:r>
-          </w:p>
-        </w:tc>
-        <w:tc>
-          <w:tcPr>
-            <w:tcW w:w="3561" w:type="dxa"/>
-            <w:shd w:val="clear" w:color="auto" w:fill="auto"/>
-            <w:vAlign w:val="center"/>
-          </w:tcPr>
-          <w:p>
-            <w:pPr>
-              <w:jc w:val="center"/>
-              <w:rPr>
-                <w:rFonts w:cs="David" w:hint="cs"/>
-                <w:b/>
-                <w:bCs/>
-                <w:sz w:val="40"/>
-                <w:szCs w:val="40"/>
-                <w:rtl/>
-              </w:rPr>
-            </w:pPr>
-            <w:r>
-              <w:rPr>
-                <w:rFonts w:cs="David" w:hint="cs"/>
-                <w:b/>
-                <w:bCs/>
-                <w:sz w:val="40"/>
-                <w:szCs w:val="40"/>
-                <w:rtl/>
-              </w:rPr>
-              <w:t>חתימה</w:t>
-            </w:r>
-          </w:p>
-        </w:tc>
-        <w:tc>
-          <w:tcPr>
-            <w:tcW w:w="3561" w:type="dxa"/>
-            <w:shd w:val="clear" w:color="auto" w:fill="auto"/>
-            <w:vAlign w:val="center"/>
-          </w:tcPr>
-          <w:p>
-            <w:pPr>
-              <w:jc w:val="center"/>
-              <w:rPr>
-                <w:rFonts w:cs="David" w:hint="cs"/>
-                <w:b/>
-                <w:bCs/>
-                <w:sz w:val="40"/>
-                <w:szCs w:val="40"/>
-                <w:rtl/>
-              </w:rPr>
-            </w:pPr>
-            <w:r>
-              <w:rPr>
-                <w:rFonts w:cs="David" w:hint="cs"/>
-                <w:b/>
-                <w:bCs/>
-                <w:sz w:val="40"/>
-                <w:szCs w:val="40"/>
-                <w:rtl/>
-              </w:rPr>
-              <w:t>חותמת</w:t>
-            </w:r>
-          </w:p>
-        </w:tc>
-      </w:tr>
-      <w:tr>
-        <w:trPr>
-          <w:trHeight w:val="907"/>
-        </w:trPr>
-        <w:tc>
-          <w:tcPr>
-            <w:tcW w:w="3560" w:type="dxa"/>
-            <w:shd w:val="clear" w:color="auto" w:fill="auto"/>
-          </w:tcPr>
-          <w:p>
-            <w:pPr>
-              <w:jc w:val="both"/>
-              <w:rPr>
-                <w:rFonts w:cs="David" w:hint="cs"/>
-                <w:b/>
-                <w:bCs/>
-                <w:u w:val="single"/>
-                <w:rtl/>
-              </w:rPr>
-            </w:pPr>
-          </w:p>
-        </w:tc>
-        <w:tc>
-          <w:tcPr>
-            <w:tcW w:w="3561" w:type="dxa"/>
-            <w:shd w:val="clear" w:color="auto" w:fill="auto"/>
-          </w:tcPr>
-          <w:p>
-            <w:pPr>
-              <w:jc w:val="both"/>
-              <w:rPr>
-                <w:rFonts w:cs="David" w:hint="cs"/>
-                <w:b/>
-                <w:bCs/>
-                <w:u w:val="single"/>
-                <w:rtl/>
-              </w:rPr>
-            </w:pPr>
-          </w:p>
-        </w:tc>
-        <w:tc>
-          <w:tcPr>
-            <w:tcW w:w="3561" w:type="dxa"/>
-            <w:shd w:val="clear" w:color="auto" w:fill="auto"/>
-          </w:tcPr>
-          <w:p>
-            <w:pPr>
-              <w:jc w:val="both"/>
-              <w:rPr>
-                <w:rFonts w:cs="David" w:hint="cs"/>
-                <w:b/>
-                <w:bCs/>
-                <w:u w:val="single"/>
-                <w:rtl/>
-              </w:rPr>
-            </w:pPr>
-          </w:p>
-        </w:tc>
-      </w:tr>
-    </w:tbl>
-    <w:p>
-      <w:pPr>
         <w:ind w:left="720"/>
         <w:jc w:val="both"/>
         <w:rPr>
@@ -4932,6 +4707,19 @@
           <w:lang w:eastAsia="en-US"/>
         </w:rPr>
       </w:pPr>
+    </w:p>
+    <w:p>
+      <w:pPr>
+        <w:jc w:val="center"/>
+      </w:pPr>
+      <w:r>
+        <w:rPr>
+          <w:color w:val="FFFFFF"/>
+          <w:sz w:val="10"/>
+          <w:szCs w:val="10"/>
+        </w:rPr>
+        <w:t xml:space="preserve">SIGNATUREHERE</w:t>
+      </w:r>
     </w:p>
     <w:sectPr>
       <w:headerReference w:type="default" r:id="rId17"/>

--- a/apps/api/templates/kol-holem-acoustic-source.docx
+++ b/apps/api/templates/kol-holem-acoustic-source.docx
@@ -3166,51 +3166,6 @@
     <w:p>
       <w:pPr>
         <w:rPr>
-          <w:rFonts w:cs="David" w:hint="cs"/>
-          <w:b/>
-          <w:bCs/>
-          <w:sz w:val="28"/>
-          <w:szCs w:val="28"/>
-          <w:u w:val="single"/>
-          <w:rtl/>
-        </w:rPr>
-      </w:pPr>
-      <w:r>
-        <w:rPr>
-          <w:rFonts w:cs="David" w:hint="cs"/>
-          <w:b/>
-          <w:bCs/>
-          <w:sz w:val="28"/>
-          <w:szCs w:val="28"/>
-          <w:u w:val="single"/>
-          <w:rtl/>
-        </w:rPr>
-        <w:t>אישור ההצעה</w:t>
-      </w:r>
-      <w:r>
-        <w:rPr>
-          <w:rFonts w:cs="David" w:hint="cs"/>
-          <w:b/>
-          <w:bCs/>
-          <w:sz w:val="28"/>
-          <w:szCs w:val="28"/>
-          <w:rtl/>
-        </w:rPr>
-        <w:t xml:space="preserve">: </w:t>
-      </w:r>
-      <w:r>
-        <w:rPr>
-          <w:rFonts w:cs="David" w:hint="cs"/>
-          <w:sz w:val="28"/>
-          <w:szCs w:val="28"/>
-          <w:rtl/>
-        </w:rPr>
-        <w:t xml:space="preserve">נא לשלוח את ההצעה חתומה לפקס 09-7724446 ואנו נחזור לתאם הגעה בהקדם. </w:t>
-      </w:r>
-    </w:p>
-    <w:p>
-      <w:pPr>
-        <w:rPr>
           <w:rFonts w:cs="David"/>
           <w:b/>
           <w:bCs/>
@@ -3233,27 +3188,6 @@
           <w:rtl/>
         </w:rPr>
       </w:pPr>
-    </w:p>
-    <w:p>
-      <w:pPr>
-        <w:ind w:left="720"/>
-        <w:jc w:val="both"/>
-        <w:rPr>
-          <w:rFonts w:ascii="Arial" w:hAnsi="Arial" w:cs="Arial"/>
-          <w:sz w:val="28"/>
-          <w:szCs w:val="28"/>
-          <w:rtl/>
-        </w:rPr>
-      </w:pPr>
-      <w:r>
-        <w:rPr>
-          <w:rFonts w:cs="David" w:hint="cs"/>
-          <w:sz w:val="28"/>
-          <w:szCs w:val="28"/>
-          <w:rtl/>
-        </w:rPr>
-        <w:t>לתיאום הגעה, נא לחתום ולשלוח לפקס 09-7724446. תודה.</w:t>
-      </w:r>
     </w:p>
     <w:p>
       <w:pPr>
